--- a/jackyun-portal/docs/releases/3.62.0/CUE学习界面优化说明.docx
+++ b/jackyun-portal/docs/releases/3.62.0/CUE学习界面优化说明.docx
@@ -630,7 +630,7 @@
         <w:spacing w:after="40"/>
       </w:pPr>
       <w:r>
-        <w:t>部署：合并后再检查 GitHub main 与线上 Vercel 部署状态；未验证之前不将发布记为已完成。</w:t>
+        <w:t>部署：该仓库通过 Cloudflare Pages 部署。PR 分支预览成功后，合并后还需确认 main 对应的生产部署成功；未验证前不将发布记为已完成。</w:t>
       </w:r>
     </w:p>
     <w:p>

--- a/jackyun-portal/docs/releases/3.62.0/CUE学习界面优化说明.docx
+++ b/jackyun-portal/docs/releases/3.62.0/CUE学习界面优化说明.docx
@@ -630,7 +630,7 @@
         <w:spacing w:after="40"/>
       </w:pPr>
       <w:r>
-        <w:t>部署：该仓库通过 Cloudflare Pages 部署。PR 分支预览成功后，合并后还需确认 main 对应的生产部署成功；未验证前不将发布记为已完成。</w:t>
+        <w:t>部署：该仓库的 PR 关联 Cloudflare Pages 与 Vercel 两种预览。合并后应分别确认 main 对应的生产部署成功；未验证前不将发布记为已完成。</w:t>
       </w:r>
     </w:p>
     <w:p>
